--- a/klagomål/A 51697-2024 FSC-klagomål.docx
+++ b/klagomål/A 51697-2024 FSC-klagomål.docx
@@ -286,7 +286,7 @@
     </w:p>
     <w:p>
       <w:r>
-        <w:t>I det avverkningsanmälda området finns 2 fyndplatser för knärot registrerade på Artportalen. Figur 2 visar gränserna för buffertzoner på 50 m, som behöver lämnas kring fyndplatserna för att knärotslokalerna inte ska försvinna vid en avverkning. Av det avverkningsanmälda området överlappar 1.37 ha med buffertzonerna och får av detta skäl inte avverkas.</w:t>
+        <w:t>I det avverkningsanmälda området finns 2 fyndplatser för knärot registrerade på Artportalen. Figur 2 visar gränserna för buffertzoner på 50 m, som behöver lämnas kring fyndplatserna för att knärotslokalerna inte ska försvinna vid en avverkning. Av det avverkningsanmälda området överlappar 1.57 ha med buffertzonerna och får av detta skäl inte avverkas.</w:t>
       </w:r>
     </w:p>
     <w:p>
@@ -1109,7 +1109,7 @@
     <w:r>
       <w:tab/>
       <w:tab/>
-      <w:t>2024-11-29</w:t>
+      <w:t>2024-11-30</w:t>
       <w:br/>
       <w:br/>
     </w:r>

--- a/klagomål/A 51697-2024 FSC-klagomål.docx
+++ b/klagomål/A 51697-2024 FSC-klagomål.docx
@@ -191,7 +191,7 @@
     </w:p>
     <w:p>
       <w:r>
-        <w:t>I avverkningsanmälan har följande 13 naturvårdsarter hittats: knärot (VU, §8), garnlav (NT), gul taggsvamp (NT), Leptoporus mollis (NT), rosenticka (NT), tretåig hackspett (NT, §4), ullticka (NT), brandticka (S), mörk husmossa (S), spindelblomster (S, §8), vedticka (S), fläcknycklar (§8) och revlummer (§9). Av dessa är 7 rödlistade. För rödlistade arter har rödlistekategorin angivits inom parentes. Arter som är signalarter enligt Skogsstyrelsen har markerats med (S). För fridlysta arter anges även paragrafen i Artskyddsförordningen som arten är fridlyst enligt.</w:t>
+        <w:t>I avverkningsanmälan har följande 14 naturvårdsarter hittats: knärot (VU, §8), garnlav (NT), gul taggsvamp (NT), Leptoporus mollis (NT), rosenticka (NT), tretåig hackspett (NT, §4), ullticka (NT), brandticka (S), mörk husmossa (S), spindelblomster (S, §8), stuplav (S), vedticka (S), fläcknycklar (§8) och revlummer (§9). Av dessa är 7 rödlistade. För rödlistade arter har rödlistekategorin angivits inom parentes. Arter som är signalarter enligt Skogsstyrelsen har markerats med (S). För fridlysta arter anges även paragrafen i Artskyddsförordningen som arten är fridlyst enligt.</w:t>
       </w:r>
     </w:p>
     <w:p>
@@ -463,7 +463,7 @@
         <w:rPr>
           <w:i/>
         </w:rPr>
-        <w:t>I det avverkningsanmälda skogsområdet har 13 naturvårdsarter varav 7 rödlistade arter sina livsmiljöer och växtplatser.</w:t>
+        <w:t>I det avverkningsanmälda skogsområdet har 14 naturvårdsarter varav 7 rödlistade arter sina livsmiljöer och växtplatser.</w:t>
       </w:r>
     </w:p>
     <w:p>
@@ -1109,7 +1109,7 @@
     <w:r>
       <w:tab/>
       <w:tab/>
-      <w:t>2024-11-30</w:t>
+      <w:t>2024-12-01</w:t>
       <w:br/>
       <w:br/>
     </w:r>

--- a/klagomål/A 51697-2024 FSC-klagomål.docx
+++ b/klagomål/A 51697-2024 FSC-klagomål.docx
@@ -1109,7 +1109,7 @@
     <w:r>
       <w:tab/>
       <w:tab/>
-      <w:t>2024-12-01</w:t>
+      <w:t>2024-12-02</w:t>
       <w:br/>
       <w:br/>
     </w:r>

--- a/klagomål/A 51697-2024 FSC-klagomål.docx
+++ b/klagomål/A 51697-2024 FSC-klagomål.docx
@@ -163,7 +163,7 @@
         <w:pStyle w:val="Title"/>
       </w:pPr>
       <w:r>
-        <w:t>Inledande FSC- /PEFC-klagomål - information om höga naturvärden och fridlysta arter i avverkningsanmälan A 51697-2024 i Kramfors kommun</w:t>
+        <w:t>Inledande FSC- /PEFC-klagomål – information om höga naturvärden och fridlysta arter i avverkningsanmälan A 51697-2024 i Kramfors kommun</w:t>
       </w:r>
     </w:p>
     <w:p>
@@ -247,6 +247,17 @@
       </w:r>
     </w:p>
     <w:p>
+      <w:r>
+        <w:rPr>
+          <w:b/>
+        </w:rPr>
+        <w:t>Rosenticka (NT)</w:t>
+      </w:r>
+      <w:r>
+        <w:t>, rödlistad som nära hotad, ingår i en karaktäristisk association av vedsvampar som växer på gamla, grova granlågor i urskogsartade barrskogar. Den är placerad i toppen av Skogsstyrelsens värdepyramid för bedömning av skog med höga naturvärden och indikerar ett granskogsekosystem med långvarig kontinuitet av grova lågor. Artens beroende av grova granlågor innebär att alla skogsskötselåtgärder på eller i omedelbar närhet av lokalerna utgör ett hot på lång sikt. Det är angeläget att populationerna inte ytterligare glesas ut och ett tillräckligt antal områden där arten nu finns måste sparas för framtiden (Nitare &amp; Skogsstyrelsen, 2019; SLU Artdatabanken, 2024).</w:t>
+      </w:r>
+    </w:p>
+    <w:p>
       <w:pPr>
         <w:pStyle w:val="Heading1"/>
       </w:pPr>
@@ -660,7 +671,7 @@
         <w:pStyle w:val="Title"/>
       </w:pPr>
       <w:r>
-        <w:t>BILAGA 1 - Fridlysta arter</w:t>
+        <w:t>BILAGA 1 – Fridlysta arter</w:t>
       </w:r>
     </w:p>
     <w:p>
@@ -673,7 +684,7 @@
     </w:p>
     <w:p>
       <w:r>
-        <w:t>Knärot är fridlyst enligt 8 och 15 §§ artskyddsförordningen och klassad som sårbar (VU) enligt rödlistan 2020. Knärot är beroende av hög och jämn luftfuktighet i gamla, ostörda skogsmiljöer och är känslig för snabba förändringar av ljus-/vindförhållanden eller uttorkning. På grund av ett alltför intensivt skogsbruk har den minskat med 40 (25-50) % under de senaste 60 åren och i framtiden bedöms minskningstakten uppgå till 30 (20-40) %. Till följd av att arten har en dokumenterat högre minskningstakt iförhållande till sin generationstid än vad som tidigare varit känt (data från Riksskogstaxeringen) höjdes den till hotkategori sårbar (VU) i rödlistan 2020 (Artdatabanken, 2021).</w:t>
+        <w:t>Knärot är fridlyst enligt 8 och 15 §§ artskyddsförordningen och klassad som sårbar (VU) enligt rödlistan 2020. Knärot är beroende av hög och jämn luftfuktighet i gamla, ostörda skogsmiljöer och är känslig för snabba förändringar av ljus-/vindförhållanden eller uttorkning. På grund av ett alltför intensivt skogsbruk har den minskat med 40 (25–50) % under de senaste 60 åren och i framtiden bedöms minskningstakten uppgå till 30 (20–40) %. Till följd av att arten har en dokumenterat högre minskningstakt iförhållande till sin generationstid än vad som tidigare varit känt (data från Riksskogstaxeringen) höjdes den till hotkategori sårbar (VU) i rödlistan 2020 (SLU Artdatabanken, 2021).</w:t>
       </w:r>
     </w:p>
     <w:p>
@@ -718,7 +729,7 @@
     </w:p>
     <w:p>
       <w:r>
-        <w:t>En nyligen publicerad vetenskaplig uppsats av Koelmeijer m.fl. (2022) inkluderar orkidén knärots skyddsbehov. I uppsatsen berörs problemet med uttorkning för växter, bl.a. för knärot, ett problem som blivit accentuerat på grund av den pågående klimatförändringen och torra somrar, t.ex. den exceptionellt torra sommaren 2018. I uppsatsen undersöks områden med tre olika avstånd från kalhyggeskant med avseende på skydd bl.a. för knärot. Det första området har avstånd upp till 20 m från hyggeskant (Strong edge effect), det andra 20 – 40 m från hyggeskant (Weak edge effect) och det tredje avser större avstånd från hyggeskant, där kanteffekten anses vara försumbar (Interior). Ett resultat var att man fann stor eller mycket stor uttorkningseffekt på känsliga och rödlistade skogsarter vid de kortare avstånden till hyggeskant, medan effekt av uttorkning inte konstaterades på större avstånd (Interior). För orkidén knärot fann man en rik förekomst (upp till 0,06 dm2/m2) på stort avstånd från hyggeskant (Interior), medan förekomsten var liten eller närmast försumbar i de områden som klassificerades som Weak edge effect respektive Strong edge effect. Arbetet påpekar att de allt oftare förekommande torra somrarna ger ytterligare skäl att utöka skyddsavståndet från hyggen till den fuktkrävande arten knärot (Koelmeijer m.fl., 2022).</w:t>
+        <w:t>En nyligen publicerad vetenskaplig uppsats av Koelmeijer m.fl. (2022) inkluderar orkidén knärots skyddsbehov. I uppsatsen berörs problemet med uttorkning för växter, bl.a. för knärot, ett problem som blivit accentuerat på grund av den pågående klimatförändringen och torra somrar, t.ex. den exceptionellt torra sommaren 2018. I uppsatsen undersöks områden med tre olika avstånd från kalhyggeskant med avseende på skydd bl.a. för knärot. Det första området har avstånd upp till 20 m från hyggeskant (Strong edge effect), det andra 20–40 m från hyggeskant (Weak edge effect) och det tredje avser större avstånd från hyggeskant, där kanteffekten anses vara försumbar (Interior). Ett resultat var att man fann stor eller mycket stor uttorkningseffekt på känsliga och rödlistade skogsarter vid de kortare avstånden till hyggeskant, medan effekt av uttorkning inte konstaterades på större avstånd (Interior). För orkidén knärot fann man en rik förekomst (upp till 0,06 dm2/m2) på stort avstånd från hyggeskant (Interior), medan förekomsten var liten eller närmast försumbar i de områden som klassificerades som Weak edge effect respektive Strong edge effect. Arbetet påpekar att de allt oftare förekommande torra somrarna ger ytterligare skäl att utöka skyddsavståndet från hyggen till den fuktkrävande arten knärot (Koelmeijer m.fl., 2022).</w:t>
       </w:r>
     </w:p>
     <w:p>
@@ -731,7 +742,7 @@
         <w:pStyle w:val="Heading2"/>
       </w:pPr>
       <w:r>
-        <w:t>Referenser - knärot</w:t>
+        <w:t>Referenser – knärot</w:t>
       </w:r>
     </w:p>
     <w:p>
@@ -745,7 +756,7 @@
         <w:t xml:space="preserve">Short-term response of the herbaceous layer within leave patches after harvest. </w:t>
       </w:r>
       <w:r>
-        <w:t>Forest Ecology and Management 257, 1014-1025</w:t>
+        <w:t>Forest Ecology and Management 257, 1014–1025</w:t>
       </w:r>
     </w:p>
     <w:p>
@@ -759,7 +770,7 @@
         <w:t xml:space="preserve">Level and pattern of overstory retention interact to shape long-term responses of understories to timber harvest. </w:t>
       </w:r>
       <w:r>
-        <w:t xml:space="preserve">Ecological Applications, 22, 2049-2064 </w:t>
+        <w:t xml:space="preserve">Ecological Applications, 22, 2049–2064 </w:t>
       </w:r>
     </w:p>
     <w:p>
@@ -773,7 +784,7 @@
         <w:t xml:space="preserve">Interactive effects of drought and edge exposure on old-growth forest understory species. </w:t>
       </w:r>
       <w:r>
-        <w:t>Landscape Ecology, 37, sid 1839-1853</w:t>
+        <w:t>Landscape Ecology, 37, sid 1839–1853</w:t>
       </w:r>
     </w:p>
     <w:p>
@@ -787,7 +798,7 @@
         <w:t xml:space="preserve">Biological legacies buffer local species extinction after logging. </w:t>
       </w:r>
       <w:r>
-        <w:t>Journal of Applied Ecology. 51, 53-62.</w:t>
+        <w:t>Journal of Applied Ecology. 51, 53–62.</w:t>
       </w:r>
     </w:p>
     <w:p>
@@ -866,7 +877,7 @@
         <w:pStyle w:val="Heading2"/>
       </w:pPr>
       <w:r>
-        <w:t>Referenser - tretåig hackspett</w:t>
+        <w:t>Referenser – tretåig hackspett</w:t>
       </w:r>
     </w:p>
     <w:p>
@@ -908,7 +919,7 @@
         <w:t xml:space="preserve">Foraging Ecology and Use of Drumming Trees by Three-Toed Woodpeckers. </w:t>
       </w:r>
       <w:r>
-        <w:t>The Journal of Wildlife Management. Vol. 66, No. 1 (Jan., 2002), pp. 222-231.</w:t>
+        <w:t>The Journal of Wildlife Management. Vol. 66, No. 1 (Jan., 2002), pp. 222–231.</w:t>
       </w:r>
     </w:p>
     <w:p>
@@ -922,7 +933,7 @@
         <w:t xml:space="preserve">Spatial ecology of the three-toed woodpecker in managed forest landscapes. </w:t>
       </w:r>
       <w:r>
-        <w:t>Silva Fennica 36(1): 279-288.</w:t>
+        <w:t>Silva Fennica 36(1): 279–288.</w:t>
       </w:r>
     </w:p>
     <w:p>
@@ -950,7 +961,7 @@
         <w:t xml:space="preserve">Habitat prediction model for three-toed woodpecker and its implications for the conservation of biologically valuable forests. </w:t>
       </w:r>
       <w:r>
-        <w:t>Forest Ecology and Management 258(5): 697-703.</w:t>
+        <w:t>Forest Ecology and Management 258(5): 697–703.</w:t>
       </w:r>
     </w:p>
     <w:p>
@@ -1109,7 +1120,7 @@
     <w:r>
       <w:tab/>
       <w:tab/>
-      <w:t>2024-12-02</w:t>
+      <w:t>2024-12-03</w:t>
       <w:br/>
       <w:br/>
     </w:r>
